--- a/SKILL-1/2400030128_SKILL-1_SEC2.docx
+++ b/SKILL-1/2400030128_SKILL-1_SEC2.docx
@@ -399,7 +399,7 @@
           <w:noProof/>
         </w:rPr>
         <w:drawing>
-          <wp:inline distT="0" distB="0" distL="0" distR="0" wp14:anchorId="01AA7C88" wp14:editId="7679C107">
+          <wp:inline distT="0" distB="0" distL="0" distR="0" wp14:anchorId="01AA7C88" wp14:editId="4705D324">
             <wp:extent cx="6479098" cy="396240"/>
             <wp:effectExtent l="0" t="0" r="0" b="3810"/>
             <wp:docPr id="1671316621" name="Picture 5"/>
@@ -702,7 +702,7 @@
           <w:noProof/>
         </w:rPr>
         <w:drawing>
-          <wp:inline distT="0" distB="0" distL="0" distR="0" wp14:anchorId="7599096B" wp14:editId="75E1E777">
+          <wp:inline distT="0" distB="0" distL="0" distR="0" wp14:anchorId="7599096B" wp14:editId="2331C2AB">
             <wp:extent cx="7054166" cy="426720"/>
             <wp:effectExtent l="0" t="0" r="0" b="0"/>
             <wp:docPr id="1060279625" name="Picture 9"/>
@@ -788,7 +788,7 @@
           <w:noProof/>
         </w:rPr>
         <w:drawing>
-          <wp:inline distT="0" distB="0" distL="0" distR="0" wp14:anchorId="05D7AF73" wp14:editId="772C345E">
+          <wp:inline distT="0" distB="0" distL="0" distR="0" wp14:anchorId="05D7AF73" wp14:editId="55BF33C4">
             <wp:extent cx="6598639" cy="792480"/>
             <wp:effectExtent l="0" t="0" r="0" b="7620"/>
             <wp:docPr id="1499656118" name="Picture 10"/>
@@ -960,7 +960,7 @@
           <w:noProof/>
         </w:rPr>
         <w:drawing>
-          <wp:inline distT="0" distB="0" distL="0" distR="0" wp14:anchorId="300DB67A" wp14:editId="79EF94CB">
+          <wp:inline distT="0" distB="0" distL="0" distR="0" wp14:anchorId="300DB67A" wp14:editId="4C362F3E">
             <wp:extent cx="6550297" cy="883920"/>
             <wp:effectExtent l="0" t="0" r="3175" b="0"/>
             <wp:docPr id="245321004" name="Picture 12"/>
@@ -1690,7 +1690,7 @@
           <w:noProof/>
         </w:rPr>
         <w:drawing>
-          <wp:inline distT="0" distB="0" distL="0" distR="0" wp14:anchorId="30828DE4" wp14:editId="5E3D8A4D">
+          <wp:inline distT="0" distB="0" distL="0" distR="0" wp14:anchorId="30828DE4" wp14:editId="6DA41E95">
             <wp:extent cx="5731510" cy="340995"/>
             <wp:effectExtent l="0" t="0" r="2540" b="1905"/>
             <wp:docPr id="1919976839" name="Picture 18"/>
@@ -1773,7 +1773,7 @@
           <w:noProof/>
         </w:rPr>
         <w:drawing>
-          <wp:inline distT="0" distB="0" distL="0" distR="0" wp14:anchorId="2BDBEB64" wp14:editId="21448F63">
+          <wp:inline distT="0" distB="0" distL="0" distR="0" wp14:anchorId="2BDBEB64" wp14:editId="7B6F0873">
             <wp:extent cx="5731510" cy="219075"/>
             <wp:effectExtent l="0" t="0" r="2540" b="9525"/>
             <wp:docPr id="36187023" name="Picture 19"/>
@@ -1939,7 +1939,7 @@
           <w:noProof/>
         </w:rPr>
         <w:drawing>
-          <wp:inline distT="0" distB="0" distL="0" distR="0" wp14:anchorId="51E07462" wp14:editId="0D5F6F7C">
+          <wp:inline distT="0" distB="0" distL="0" distR="0" wp14:anchorId="51E07462" wp14:editId="7440F7CA">
             <wp:extent cx="5731510" cy="154940"/>
             <wp:effectExtent l="0" t="0" r="2540" b="0"/>
             <wp:docPr id="448421702" name="Picture 21"/>
@@ -2072,7 +2072,7 @@
           <w:noProof/>
         </w:rPr>
         <w:drawing>
-          <wp:inline distT="0" distB="0" distL="0" distR="0" wp14:anchorId="7375AAD4" wp14:editId="1DACE87B">
+          <wp:inline distT="0" distB="0" distL="0" distR="0" wp14:anchorId="7375AAD4" wp14:editId="313FB64A">
             <wp:extent cx="5731510" cy="340995"/>
             <wp:effectExtent l="0" t="0" r="2540" b="1905"/>
             <wp:docPr id="1819906266" name="Picture 18"/>
@@ -2238,7 +2238,7 @@
           <w:noProof/>
         </w:rPr>
         <w:drawing>
-          <wp:inline distT="0" distB="0" distL="0" distR="0" wp14:anchorId="70C6FB82" wp14:editId="1F912108">
+          <wp:inline distT="0" distB="0" distL="0" distR="0" wp14:anchorId="70C6FB82" wp14:editId="21C8D929">
             <wp:extent cx="5731510" cy="451485"/>
             <wp:effectExtent l="0" t="0" r="2540" b="5715"/>
             <wp:docPr id="2105199896" name="Picture 24"/>
@@ -2391,7 +2391,7 @@
           <w:noProof/>
         </w:rPr>
         <w:drawing>
-          <wp:inline distT="0" distB="0" distL="0" distR="0" wp14:anchorId="7164E55E" wp14:editId="753C262A">
+          <wp:inline distT="0" distB="0" distL="0" distR="0" wp14:anchorId="7164E55E" wp14:editId="37DFDA5C">
             <wp:extent cx="5731510" cy="154940"/>
             <wp:effectExtent l="0" t="0" r="2540" b="0"/>
             <wp:docPr id="424680488" name="Picture 21"/>
@@ -2541,7 +2541,7 @@
           <w:noProof/>
         </w:rPr>
         <w:drawing>
-          <wp:inline distT="0" distB="0" distL="0" distR="0" wp14:anchorId="4DDDC9A1" wp14:editId="4E64346D">
+          <wp:inline distT="0" distB="0" distL="0" distR="0" wp14:anchorId="4DDDC9A1" wp14:editId="6EA7D694">
             <wp:extent cx="5731510" cy="650875"/>
             <wp:effectExtent l="0" t="0" r="2540" b="0"/>
             <wp:docPr id="981576977" name="Picture 25"/>
@@ -2609,6 +2609,70 @@
     </w:p>
     <w:p>
       <w:pPr>
+        <w:rPr>
+          <w:b/>
+          <w:bCs/>
+        </w:rPr>
+      </w:pPr>
+      <w:r>
+        <w:rPr>
+          <w:b/>
+          <w:bCs/>
+        </w:rPr>
+        <w:t>OUTPUT:</w:t>
+      </w:r>
+    </w:p>
+    <w:p>
+      <w:pPr>
+        <w:rPr>
+          <w:b/>
+          <w:bCs/>
+        </w:rPr>
+      </w:pPr>
+      <w:r>
+        <w:rPr>
+          <w:b/>
+          <w:bCs/>
+        </w:rPr>
+        <w:drawing>
+          <wp:inline distT="0" distB="0" distL="0" distR="0" wp14:anchorId="7BEFAC2C" wp14:editId="3DDD5237">
+            <wp:extent cx="5731510" cy="3040380"/>
+            <wp:effectExtent l="0" t="0" r="2540" b="7620"/>
+            <wp:docPr id="412675766" name="Picture 1"/>
+            <wp:cNvGraphicFramePr>
+              <a:graphicFrameLocks xmlns:a="http://schemas.openxmlformats.org/drawingml/2006/main" noChangeAspect="1"/>
+            </wp:cNvGraphicFramePr>
+            <a:graphic xmlns:a="http://schemas.openxmlformats.org/drawingml/2006/main">
+              <a:graphicData uri="http://schemas.openxmlformats.org/drawingml/2006/picture">
+                <pic:pic xmlns:pic="http://schemas.openxmlformats.org/drawingml/2006/picture">
+                  <pic:nvPicPr>
+                    <pic:cNvPr id="412675766" name=""/>
+                    <pic:cNvPicPr/>
+                  </pic:nvPicPr>
+                  <pic:blipFill>
+                    <a:blip r:embed="rId29"/>
+                    <a:stretch>
+                      <a:fillRect/>
+                    </a:stretch>
+                  </pic:blipFill>
+                  <pic:spPr>
+                    <a:xfrm>
+                      <a:off x="0" y="0"/>
+                      <a:ext cx="5731510" cy="3040380"/>
+                    </a:xfrm>
+                    <a:prstGeom prst="rect">
+                      <a:avLst/>
+                    </a:prstGeom>
+                  </pic:spPr>
+                </pic:pic>
+              </a:graphicData>
+            </a:graphic>
+          </wp:inline>
+        </w:drawing>
+      </w:r>
+    </w:p>
+    <w:p>
+      <w:pPr>
         <w:pStyle w:val="ListParagraph"/>
         <w:ind w:left="1080"/>
         <w:rPr>
@@ -2629,16 +2693,157 @@
     </w:p>
     <w:p>
       <w:pPr>
-        <w:rPr>
-          <w:b/>
-          <w:bCs/>
-        </w:rPr>
-      </w:pPr>
-      <w:r>
-        <w:rPr>
-          <w:b/>
-          <w:bCs/>
-        </w:rPr>
+        <w:pStyle w:val="ListParagraph"/>
+        <w:ind w:left="1080"/>
+        <w:rPr>
+          <w:b/>
+          <w:bCs/>
+        </w:rPr>
+      </w:pPr>
+    </w:p>
+    <w:p>
+      <w:pPr>
+        <w:pStyle w:val="ListParagraph"/>
+        <w:ind w:left="1080"/>
+        <w:rPr>
+          <w:b/>
+          <w:bCs/>
+        </w:rPr>
+      </w:pPr>
+    </w:p>
+    <w:p>
+      <w:pPr>
+        <w:pStyle w:val="ListParagraph"/>
+        <w:ind w:left="1080"/>
+        <w:rPr>
+          <w:b/>
+          <w:bCs/>
+        </w:rPr>
+      </w:pPr>
+    </w:p>
+    <w:p>
+      <w:pPr>
+        <w:pStyle w:val="ListParagraph"/>
+        <w:ind w:left="1080"/>
+        <w:rPr>
+          <w:b/>
+          <w:bCs/>
+        </w:rPr>
+      </w:pPr>
+    </w:p>
+    <w:p>
+      <w:pPr>
+        <w:pStyle w:val="ListParagraph"/>
+        <w:ind w:left="1080"/>
+        <w:rPr>
+          <w:b/>
+          <w:bCs/>
+        </w:rPr>
+      </w:pPr>
+    </w:p>
+    <w:p>
+      <w:pPr>
+        <w:pStyle w:val="ListParagraph"/>
+        <w:ind w:left="1080"/>
+        <w:rPr>
+          <w:b/>
+          <w:bCs/>
+        </w:rPr>
+      </w:pPr>
+    </w:p>
+    <w:p>
+      <w:pPr>
+        <w:pStyle w:val="ListParagraph"/>
+        <w:ind w:left="1080"/>
+        <w:rPr>
+          <w:b/>
+          <w:bCs/>
+        </w:rPr>
+      </w:pPr>
+    </w:p>
+    <w:p>
+      <w:pPr>
+        <w:pStyle w:val="ListParagraph"/>
+        <w:ind w:left="1080"/>
+        <w:rPr>
+          <w:b/>
+          <w:bCs/>
+        </w:rPr>
+      </w:pPr>
+    </w:p>
+    <w:p>
+      <w:pPr>
+        <w:pStyle w:val="ListParagraph"/>
+        <w:ind w:left="1080"/>
+        <w:rPr>
+          <w:b/>
+          <w:bCs/>
+        </w:rPr>
+      </w:pPr>
+    </w:p>
+    <w:p>
+      <w:pPr>
+        <w:pStyle w:val="ListParagraph"/>
+        <w:ind w:left="1080"/>
+        <w:rPr>
+          <w:b/>
+          <w:bCs/>
+        </w:rPr>
+      </w:pPr>
+    </w:p>
+    <w:p>
+      <w:pPr>
+        <w:pStyle w:val="ListParagraph"/>
+        <w:ind w:left="1080"/>
+        <w:rPr>
+          <w:b/>
+          <w:bCs/>
+        </w:rPr>
+      </w:pPr>
+    </w:p>
+    <w:p>
+      <w:pPr>
+        <w:pStyle w:val="ListParagraph"/>
+        <w:ind w:left="1080"/>
+        <w:rPr>
+          <w:b/>
+          <w:bCs/>
+        </w:rPr>
+      </w:pPr>
+    </w:p>
+    <w:p>
+      <w:pPr>
+        <w:pStyle w:val="ListParagraph"/>
+        <w:ind w:left="1080"/>
+        <w:rPr>
+          <w:b/>
+          <w:bCs/>
+        </w:rPr>
+      </w:pPr>
+    </w:p>
+    <w:p>
+      <w:pPr>
+        <w:pStyle w:val="ListParagraph"/>
+        <w:ind w:left="1080"/>
+        <w:rPr>
+          <w:b/>
+          <w:bCs/>
+        </w:rPr>
+      </w:pPr>
+    </w:p>
+    <w:p>
+      <w:pPr>
+        <w:rPr>
+          <w:b/>
+          <w:bCs/>
+        </w:rPr>
+      </w:pPr>
+      <w:r>
+        <w:rPr>
+          <w:b/>
+          <w:bCs/>
+        </w:rPr>
+        <w:lastRenderedPageBreak/>
         <w:t>Viva Questions:</w:t>
       </w:r>
     </w:p>
@@ -3199,7 +3404,6 @@
           <w:b/>
           <w:bCs/>
         </w:rPr>
-        <w:lastRenderedPageBreak/>
         <w:t>Explain Maven Build Life Cycle</w:t>
       </w:r>
     </w:p>
@@ -3357,12 +3561,12 @@
       </w:r>
     </w:p>
     <w:sectPr>
-      <w:headerReference w:type="even" r:id="rId29"/>
-      <w:headerReference w:type="default" r:id="rId30"/>
-      <w:footerReference w:type="even" r:id="rId31"/>
-      <w:footerReference w:type="default" r:id="rId32"/>
-      <w:headerReference w:type="first" r:id="rId33"/>
-      <w:footerReference w:type="first" r:id="rId34"/>
+      <w:headerReference w:type="even" r:id="rId30"/>
+      <w:headerReference w:type="default" r:id="rId31"/>
+      <w:footerReference w:type="even" r:id="rId32"/>
+      <w:footerReference w:type="default" r:id="rId33"/>
+      <w:headerReference w:type="first" r:id="rId34"/>
+      <w:footerReference w:type="first" r:id="rId35"/>
       <w:pgSz w:w="11906" w:h="16838"/>
       <w:pgMar w:top="1440" w:right="1440" w:bottom="1440" w:left="1440" w:header="708" w:footer="708" w:gutter="0"/>
       <w:cols w:space="708"/>
@@ -6711,6 +6915,7 @@
   <w:style w:type="character" w:default="1" w:styleId="DefaultParagraphFont">
     <w:name w:val="Default Paragraph Font"/>
     <w:uiPriority w:val="1"/>
+    <w:semiHidden/>
     <w:unhideWhenUsed/>
   </w:style>
   <w:style w:type="table" w:default="1" w:styleId="TableNormal">
